--- a/docs/cvs/IT Program & Technology Delivery Manager - Mahmoud Salama - FINAL FROZEN.docx
+++ b/docs/cvs/IT Program & Technology Delivery Manager - Mahmoud Salama - FINAL FROZEN.docx
@@ -5,18 +5,16 @@
     <w:p>
       <w:pPr>
         <w:keepNext w:val="0"/>
-        <w:spacing w:before="0" w:after="40" w:line="245" w:lineRule="auto"/>
-        <w:jc w:val="left"/>
-        <w:pBdr>
-          <w:bottom w:val="single" w:sz="14" w:space="4" w:color="D0833A"/>
-        </w:pBdr>
+        <w:pageBreakBefore w:val="0"/>
+        <w:spacing w:before="0" w:after="10" w:line="240" w:lineRule="auto"/>
+        <w:jc w:val="center"/>
       </w:pPr>
       <w:r>
         <w:rPr>
-          <w:rFonts w:ascii="Aptos Display" w:hAnsi="Aptos Display"/>
+          <w:rFonts w:ascii="Arial" w:hAnsi="Arial"/>
           <w:b/>
-          <w:color w:val="8A4B17"/>
-          <w:sz w:val="44"/>
+          <w:color w:val="183B56"/>
+          <w:sz w:val="40"/>
         </w:rPr>
         <w:t>MAHMOUD SALAMA</w:t>
       </w:r>
@@ -24,15 +22,16 @@
     <w:p>
       <w:pPr>
         <w:keepNext w:val="0"/>
-        <w:spacing w:before="0" w:after="40" w:line="245" w:lineRule="auto"/>
+        <w:pageBreakBefore w:val="0"/>
+        <w:spacing w:before="0" w:after="40" w:line="240" w:lineRule="auto"/>
         <w:jc w:val="center"/>
       </w:pPr>
       <w:r>
         <w:rPr>
-          <w:rFonts w:ascii="Aptos Display" w:hAnsi="Aptos Display"/>
+          <w:rFonts w:ascii="Arial" w:hAnsi="Arial"/>
           <w:b/>
-          <w:color w:val="8A4B17"/>
-          <w:sz w:val="25"/>
+          <w:color w:val="183B56"/>
+          <w:sz w:val="21"/>
         </w:rPr>
         <w:t>IT PROGRAM &amp; TECHNOLOGY DELIVERY MANAGER</w:t>
       </w:r>
@@ -40,17 +39,15 @@
     <w:p>
       <w:pPr>
         <w:keepNext w:val="0"/>
-        <w:spacing w:before="0" w:after="40" w:line="245" w:lineRule="auto"/>
+        <w:pageBreakBefore w:val="0"/>
+        <w:spacing w:before="0" w:after="28" w:line="240" w:lineRule="auto"/>
         <w:jc w:val="center"/>
-        <w:pBdr>
-          <w:bottom w:val="single" w:sz="4" w:space="3" w:color="8A4B17"/>
-        </w:pBdr>
       </w:pPr>
       <w:r>
         <w:rPr>
           <w:rFonts w:ascii="Arial" w:hAnsi="Arial"/>
-          <w:b/>
-          <w:color w:val="D0833A"/>
+          <w:b w:val="0"/>
+          <w:color w:val="5D6974"/>
           <w:sz w:val="16"/>
         </w:rPr>
         <w:t>IT Program Management | Technical Program Delivery | Program &amp; Portfolio Governance | Enterprise Projects | Transformation</w:t>
@@ -59,15 +56,16 @@
     <w:p>
       <w:pPr>
         <w:keepNext w:val="0"/>
-        <w:spacing w:before="0" w:after="40" w:line="245" w:lineRule="auto"/>
+        <w:pageBreakBefore w:val="0"/>
+        <w:spacing w:before="0" w:after="28" w:line="240" w:lineRule="auto"/>
         <w:jc w:val="center"/>
       </w:pPr>
       <w:r>
         <w:rPr>
           <w:rFonts w:ascii="Arial" w:hAnsi="Arial"/>
           <w:b w:val="0"/>
-          <w:color w:val="53616A"/>
-          <w:sz w:val="15"/>
+          <w:color w:val="5D6974"/>
+          <w:sz w:val="16"/>
         </w:rPr>
         <w:t>+20 122 015 6077 | ma7moud.salamaaa@gmail.com | Cairo, Egypt</w:t>
       </w:r>
@@ -75,14 +73,18 @@
     <w:p>
       <w:pPr>
         <w:keepNext w:val="0"/>
-        <w:spacing w:before="0" w:after="40" w:line="245" w:lineRule="auto"/>
+        <w:pageBreakBefore w:val="0"/>
+        <w:spacing w:before="0" w:after="80" w:line="240" w:lineRule="auto"/>
         <w:jc w:val="center"/>
+        <w:pBdr>
+          <w:bottom w:val="single" w:sz="9" w:space="3" w:color="173B57"/>
+        </w:pBdr>
       </w:pPr>
       <w:r>
         <w:rPr>
           <w:rFonts w:ascii="Arial" w:hAnsi="Arial"/>
           <w:b w:val="0"/>
-          <w:color w:val="505862"/>
+          <w:color w:val="5D6974"/>
           <w:sz w:val="16"/>
         </w:rPr>
         <w:t>linkedin.com/in/mahmoud-salama-30249b34 | mahmoud-salama.vercel.app</w:t>
@@ -91,18 +93,18 @@
     <w:p>
       <w:pPr>
         <w:keepNext/>
-        <w:spacing w:before="120" w:after="40" w:line="245" w:lineRule="auto"/>
+        <w:spacing w:before="114" w:after="64" w:line="240" w:lineRule="auto"/>
+        <w:pageBreakBefore w:val="0"/>
         <w:pBdr>
-          <w:bottom w:val="single" w:sz="7" w:space="3" w:color="D0833A"/>
+          <w:bottom w:val="single" w:sz="5" w:space="3" w:color="B8C5D1"/>
         </w:pBdr>
-        <w:keepLines/>
       </w:pPr>
       <w:r>
         <w:rPr>
-          <w:rFonts w:ascii="Aptos Display" w:hAnsi="Aptos Display"/>
+          <w:rFonts w:ascii="Arial" w:hAnsi="Arial"/>
           <w:b/>
-          <w:color w:val="8A4B17"/>
-          <w:sz w:val="18"/>
+          <w:color w:val="183B56"/>
+          <w:sz w:val="19"/>
         </w:rPr>
         <w:t>PROFESSIONAL PROFILE</w:t>
       </w:r>
@@ -110,32 +112,33 @@
     <w:p>
       <w:pPr>
         <w:keepNext w:val="0"/>
-        <w:spacing w:before="0" w:after="40" w:line="245" w:lineRule="auto"/>
+        <w:pageBreakBefore w:val="0"/>
+        <w:spacing w:before="0" w:after="56" w:line="240" w:lineRule="auto"/>
       </w:pPr>
       <w:r>
         <w:rPr>
           <w:rFonts w:ascii="Arial" w:hAnsi="Arial"/>
           <w:b w:val="0"/>
-          <w:sz w:val="16"/>
+          <w:sz w:val="18"/>
         </w:rPr>
-        <w:t>IT program and technology-delivery leader with 18+ years progressing from hands-on engineering and development leadership to enterprise-scale program, portfolio and transformation delivery across Egypt and Oman. Led 6-person and 10+ technical teams, delivered 150+ major and mid-sized projects at Keyframe and 15+ enterprise/e-government platforms at Integral, then advanced into national-scale technology portfolio leadership at UPA. Combines technical depth with technology roadmaps, delivery planning, milestones and deliverables, scope/schedule coordination, resource alignment, risk and dependency management, vendor coordination, executive reporting, escalation, operational transition and delivery KPIs.</w:t>
+        <w:t>IT program and technology-delivery leader with 18+ years progressing from hands-on engineering and development leadership to enterprise-scale program, portfolio and transformation delivery across Egypt and Oman. Led 6-person and 10+ technical teams, delivered 150+ major and mid-sized projects at Keyframe and 15+ enterprise/e-government platforms at Integral, then advanced into national-scale technology portfolio leadership at UPA. Combines technical depth with program roadmaps, project plans, milestones and deliverables, scope/schedule coordination, resource planning, risk and dependency management, vendor governance, executive reporting, change control, operational transition and delivery KPIs.</w:t>
       </w:r>
     </w:p>
     <w:p>
       <w:pPr>
         <w:keepNext/>
-        <w:spacing w:before="120" w:after="40" w:line="245" w:lineRule="auto"/>
+        <w:spacing w:before="114" w:after="64" w:line="240" w:lineRule="auto"/>
+        <w:pageBreakBefore w:val="0"/>
         <w:pBdr>
-          <w:bottom w:val="single" w:sz="7" w:space="3" w:color="D0833A"/>
+          <w:bottom w:val="single" w:sz="5" w:space="3" w:color="B8C5D1"/>
         </w:pBdr>
-        <w:keepLines/>
       </w:pPr>
       <w:r>
         <w:rPr>
-          <w:rFonts w:ascii="Aptos Display" w:hAnsi="Aptos Display"/>
+          <w:rFonts w:ascii="Arial" w:hAnsi="Arial"/>
           <w:b/>
-          <w:color w:val="8A4B17"/>
-          <w:sz w:val="18"/>
+          <w:color w:val="183B56"/>
+          <w:sz w:val="19"/>
         </w:rPr>
         <w:t>CORE PROGRAM &amp; TECHNOLOGY DELIVERY LEADERSHIP</w:t>
       </w:r>
@@ -143,111 +146,120 @@
     <w:p>
       <w:pPr>
         <w:keepNext w:val="0"/>
-        <w:spacing w:before="0" w:after="40" w:line="245" w:lineRule="auto"/>
+        <w:pageBreakBefore w:val="0"/>
+        <w:spacing w:before="0" w:after="56" w:line="240" w:lineRule="auto"/>
       </w:pPr>
       <w:r>
         <w:rPr>
           <w:rFonts w:ascii="Arial" w:hAnsi="Arial"/>
           <w:b w:val="0"/>
-          <w:sz w:val="16"/>
+          <w:sz w:val="18"/>
         </w:rPr>
-        <w:t>IT Program Management | Technical Program Delivery | Project &amp; Portfolio Delivery | Program &amp; Portfolio Governance | Technology Roadmaps &amp; Delivery Plans | Milestones &amp; Deliverables | Scope &amp; Schedule Coordination | Resource Alignment | Risk, Issue &amp; Dependency Management | Escalation | Vendor Coordination | Executive Governance &amp; Status Reporting | Agile / Waterfall / Hybrid Delivery | QA/UAT | Release &amp; Service Transition | Delivery &amp; Outcome KPIs</w:t>
+        <w:t>IT Program Management | Technical Program Management | Project &amp; Portfolio Delivery | Program &amp; Portfolio Governance | Program Roadmaps &amp; Project Plans | Milestones &amp; Deliverables | Scope &amp; Schedule Coordination | Resource &amp; Capacity Planning | Risk, Issue &amp; Dependency Management | Change Control &amp; Escalation | Vendor Coordination | Executive Governance &amp; Status Reporting | Agile / Waterfall / Hybrid Delivery | QA/UAT | Release &amp; Service Transition | Delivery &amp; Outcome KPIs</w:t>
       </w:r>
     </w:p>
     <w:p>
       <w:pPr>
         <w:keepNext/>
-        <w:spacing w:before="120" w:after="40" w:line="245" w:lineRule="auto"/>
+        <w:spacing w:before="114" w:after="64" w:line="240" w:lineRule="auto"/>
+        <w:pageBreakBefore w:val="0"/>
         <w:pBdr>
-          <w:bottom w:val="single" w:sz="7" w:space="3" w:color="D0833A"/>
+          <w:bottom w:val="single" w:sz="5" w:space="3" w:color="B8C5D1"/>
         </w:pBdr>
-        <w:keepLines/>
       </w:pPr>
       <w:r>
         <w:rPr>
-          <w:rFonts w:ascii="Aptos Display" w:hAnsi="Aptos Display"/>
+          <w:rFonts w:ascii="Arial" w:hAnsi="Arial"/>
           <w:b/>
-          <w:color w:val="8A4B17"/>
-          <w:sz w:val="18"/>
+          <w:color w:val="183B56"/>
+          <w:sz w:val="19"/>
         </w:rPr>
         <w:t>SELECTED CAREER IMPACT</w:t>
       </w:r>
     </w:p>
     <w:p>
       <w:pPr>
-        <w:spacing w:after="24" w:line="245" w:lineRule="auto"/>
-        <w:ind w:left="202" w:hanging="144"/>
-        <w:keepLines/>
+        <w:keepNext w:val="0"/>
+        <w:pageBreakBefore w:val="0"/>
+        <w:spacing w:after="53" w:line="240" w:lineRule="auto"/>
+        <w:ind w:left="245" w:hanging="173"/>
       </w:pPr>
       <w:r>
         <w:rPr>
           <w:rFonts w:ascii="Arial" w:hAnsi="Arial"/>
-          <w:color w:val="D0833A"/>
-          <w:sz w:val="16"/>
+          <w:b w:val="0"/>
+          <w:color w:val="262F38"/>
+          <w:sz w:val="18"/>
         </w:rPr>
         <w:t>• Direct national-scale technology portfolio and program delivery within a 54-person organization with 7 direct reports, aligning priorities, resources and dependencies across a procurement ecosystem serving ~60K users.</w:t>
       </w:r>
     </w:p>
     <w:p>
       <w:pPr>
-        <w:spacing w:after="24" w:line="245" w:lineRule="auto"/>
-        <w:ind w:left="202" w:hanging="144"/>
-        <w:keepLines/>
+        <w:keepNext w:val="0"/>
+        <w:pageBreakBefore w:val="0"/>
+        <w:spacing w:after="53" w:line="240" w:lineRule="auto"/>
+        <w:ind w:left="245" w:hanging="173"/>
       </w:pPr>
       <w:r>
         <w:rPr>
           <w:rFonts w:ascii="Arial" w:hAnsi="Arial"/>
-          <w:color w:val="D0833A"/>
-          <w:sz w:val="16"/>
+          <w:b w:val="0"/>
+          <w:color w:val="262F38"/>
+          <w:sz w:val="18"/>
         </w:rPr>
         <w:t>• Delivered 15+ enterprise/e-government platforms in Oman with a 10+ technical team, coordinating scope, estimates, resources, stakeholders, delivery risks and releases; portfolio highlights include the ~1M-user National Educational Portal and the Sultan Qaboos Award-winning Ministry of Education Recruitment System.</w:t>
       </w:r>
     </w:p>
     <w:p>
       <w:pPr>
-        <w:spacing w:after="24" w:line="245" w:lineRule="auto"/>
-        <w:ind w:left="202" w:hanging="144"/>
-        <w:keepLines/>
+        <w:keepNext w:val="0"/>
+        <w:pageBreakBefore w:val="0"/>
+        <w:spacing w:after="53" w:line="240" w:lineRule="auto"/>
+        <w:ind w:left="245" w:hanging="173"/>
       </w:pPr>
       <w:r>
         <w:rPr>
           <w:rFonts w:ascii="Arial" w:hAnsi="Arial"/>
-          <w:color w:val="D0833A"/>
-          <w:sz w:val="16"/>
+          <w:b w:val="0"/>
+          <w:color w:val="262F38"/>
+          <w:sz w:val="18"/>
         </w:rPr>
         <w:t>• Managed a multi-client technology portfolio of 150+ major and mid-sized Keyframe projects with a 6-person technical team, excluding small engagements, across government, healthcare, education and commercial sectors.</w:t>
       </w:r>
     </w:p>
     <w:p>
       <w:pPr>
-        <w:spacing w:after="24" w:line="245" w:lineRule="auto"/>
-        <w:ind w:left="202" w:hanging="144"/>
-        <w:keepLines/>
+        <w:keepNext w:val="0"/>
+        <w:pageBreakBefore w:val="0"/>
+        <w:spacing w:after="53" w:line="240" w:lineRule="auto"/>
+        <w:ind w:left="245" w:hanging="173"/>
       </w:pPr>
       <w:r>
         <w:rPr>
           <w:rFonts w:ascii="Arial" w:hAnsi="Arial"/>
-          <w:color w:val="D0833A"/>
-          <w:sz w:val="16"/>
+          <w:b w:val="0"/>
+          <w:color w:val="262F38"/>
+          <w:sz w:val="18"/>
         </w:rPr>
-        <w:t>• Strengthened portfolio execution through structured delivery planning, milestone tracking, risk/escalation discipline, release governance, service-transition readiness and KPI-based executive status reporting.</w:t>
+        <w:t>• Strengthened portfolio execution through standardized project planning, milestone tracking, risk/escalation and change-control discipline, release governance, service-transition readiness and KPI-based executive status reporting.</w:t>
       </w:r>
     </w:p>
     <w:p>
       <w:pPr>
         <w:keepNext/>
-        <w:spacing w:before="120" w:after="40" w:line="245" w:lineRule="auto"/>
+        <w:spacing w:before="114" w:after="64" w:line="240" w:lineRule="auto"/>
+        <w:pageBreakBefore w:val="0"/>
         <w:pBdr>
-          <w:bottom w:val="single" w:sz="7" w:space="3" w:color="D0833A"/>
+          <w:bottom w:val="single" w:sz="5" w:space="3" w:color="B8C5D1"/>
         </w:pBdr>
-        <w:keepLines/>
       </w:pPr>
       <w:r>
         <w:rPr>
-          <w:rFonts w:ascii="Aptos Display" w:hAnsi="Aptos Display"/>
+          <w:rFonts w:ascii="Arial" w:hAnsi="Arial"/>
           <w:b/>
-          <w:color w:val="8A4B17"/>
-          <w:sz w:val="18"/>
+          <w:color w:val="183B56"/>
+          <w:sz w:val="19"/>
         </w:rPr>
         <w:t>PROFESSIONAL EXPERIENCE</w:t>
       </w:r>
@@ -255,52 +267,46 @@
     <w:p>
       <w:pPr>
         <w:keepNext/>
+        <w:pageBreakBefore w:val="0"/>
         <w:tabs>
-          <w:tab w:pos="9720" w:val="right"/>
+          <w:tab w:pos="10080" w:val="right"/>
         </w:tabs>
-        <w:spacing w:before="100" w:after="0" w:line="245" w:lineRule="auto"/>
-        <w:keepLines/>
+        <w:spacing w:before="84" w:after="18"/>
       </w:pPr>
       <w:r>
         <w:rPr>
           <w:rFonts w:ascii="Arial" w:hAnsi="Arial"/>
           <w:b/>
-          <w:color w:val="8A4B17"/>
-          <w:sz w:val="17"/>
+          <w:color w:val="183B56"/>
+          <w:sz w:val="18"/>
         </w:rPr>
         <w:t>Egyptian Authority for Unified Procurement (UPA) | Cairo, Egypt</w:t>
+      </w:r>
+      <w:r>
         <w:tab/>
-        <w:t>05/2025 - Present</w:t>
       </w:r>
       <w:r>
         <w:rPr>
           <w:rFonts w:ascii="Arial" w:hAnsi="Arial"/>
           <w:b/>
-          <w:color w:val="8A4B17"/>
+          <w:color w:val="46525E"/>
           <w:sz w:val="17"/>
         </w:rPr>
-      </w:r>
-      <w:r>
-        <w:rPr>
-          <w:rFonts w:ascii="Arial" w:hAnsi="Arial"/>
-          <w:b/>
-          <w:color w:val="8A4B17"/>
-          <w:sz w:val="17"/>
-        </w:rPr>
+        <w:t>05/2025 - Present</w:t>
       </w:r>
     </w:p>
     <w:p>
       <w:pPr>
         <w:keepNext/>
-        <w:spacing w:before="0" w:after="20" w:line="245" w:lineRule="auto"/>
-        <w:keepLines/>
+        <w:pageBreakBefore w:val="0"/>
+        <w:spacing w:before="0" w:after="28" w:line="240" w:lineRule="auto"/>
       </w:pPr>
       <w:r>
         <w:rPr>
           <w:rFonts w:ascii="Arial" w:hAnsi="Arial"/>
           <w:b/>
-          <w:color w:val="D0833A"/>
-          <w:sz w:val="17"/>
+          <w:color w:val="183B56"/>
+          <w:sz w:val="18"/>
         </w:rPr>
         <w:t>Head of the Central Administration for Information Systems &amp; Digital Transformation</w:t>
       </w:r>
@@ -308,273 +314,262 @@
     <w:p>
       <w:pPr>
         <w:keepNext/>
-        <w:spacing w:before="0" w:after="40" w:line="245" w:lineRule="auto"/>
+        <w:pageBreakBefore w:val="0"/>
+        <w:spacing w:before="0" w:after="44" w:line="240" w:lineRule="auto"/>
       </w:pPr>
       <w:r>
         <w:rPr>
           <w:rFonts w:ascii="Arial" w:hAnsi="Arial"/>
           <w:b w:val="0"/>
-          <w:i/>
-          <w:color w:val="5E6B72"/>
-          <w:sz w:val="15"/>
+          <w:color w:val="5D6974"/>
+          <w:sz w:val="16"/>
         </w:rPr>
         <w:t>Scope: Technology Portfolio | Program &amp; Project Delivery | Vendor Governance | Transformation | Service Transition</w:t>
       </w:r>
     </w:p>
     <w:p>
       <w:pPr>
-        <w:spacing w:after="24" w:line="245" w:lineRule="auto"/>
-        <w:ind w:left="202" w:hanging="144"/>
-        <w:keepLines/>
+        <w:keepNext w:val="0"/>
+        <w:pageBreakBefore w:val="0"/>
+        <w:spacing w:after="53" w:line="240" w:lineRule="auto"/>
+        <w:ind w:left="245" w:hanging="173"/>
       </w:pPr>
       <w:r>
         <w:rPr>
           <w:rFonts w:ascii="Arial" w:hAnsi="Arial"/>
-          <w:color w:val="D0833A"/>
-          <w:sz w:val="16"/>
+          <w:b w:val="0"/>
+          <w:color w:val="262F38"/>
+          <w:sz w:val="18"/>
         </w:rPr>
         <w:t>• Lead a portfolio of enterprise technology initiatives across procurement, medical supply, inventory, data/reporting, workflow, infrastructure/security and support services, aligning business priorities, technical teams, vendors and executive stakeholders through structured governance and delivery reviews.</w:t>
       </w:r>
     </w:p>
     <w:p>
       <w:pPr>
-        <w:spacing w:line="245" w:lineRule="auto" w:after="24"/>
-        <w:ind w:left="202" w:hanging="144"/>
-        <w:keepLines/>
+        <w:keepNext w:val="0"/>
+        <w:pageBreakBefore w:val="0"/>
+        <w:spacing w:after="53" w:line="240" w:lineRule="auto"/>
+        <w:ind w:left="245" w:hanging="173"/>
       </w:pPr>
       <w:r>
         <w:rPr>
-          <w:color w:val="D0833A"/>
-          <w:sz w:val="16"/>
+          <w:rFonts w:ascii="Arial" w:hAnsi="Arial"/>
+          <w:b w:val="0"/>
+          <w:color w:val="262F38"/>
+          <w:sz w:val="18"/>
         </w:rPr>
-        <w:t>• Coordinate service transition and operational readiness with the ~20-person support/customer-service operation, using incidents, escalations, training and adoption feedback to inform delivery priorities and handover.</w:t>
+        <w:t>• Govern end-to-end program and project delivery from intake and prioritization through requirements, project plans, milestones, deliverables, estimation, architecture/integration, QA/UAT, release, deployment, adoption and production handover.</w:t>
       </w:r>
     </w:p>
     <w:p>
       <w:pPr>
-        <w:spacing w:after="24" w:line="245" w:lineRule="auto"/>
-        <w:ind w:left="202" w:hanging="144"/>
-        <w:keepLines/>
+        <w:keepNext w:val="0"/>
+        <w:pageBreakBefore w:val="0"/>
+        <w:spacing w:after="53" w:line="240" w:lineRule="auto"/>
+        <w:ind w:left="245" w:hanging="173"/>
       </w:pPr>
       <w:r>
         <w:rPr>
           <w:rFonts w:ascii="Arial" w:hAnsi="Arial"/>
-          <w:color w:val="D0833A"/>
-          <w:sz w:val="16"/>
+          <w:b w:val="0"/>
+          <w:color w:val="262F38"/>
+          <w:sz w:val="18"/>
         </w:rPr>
-        <w:t>• Govern end-to-end program and project delivery from intake and prioritization through requirements, delivery plans, milestones, deliverables, estimation, architecture/integration, QA/UAT, release, deployment, adoption and production handover.</w:t>
+        <w:t>• Manage risks, issues, assumptions and dependencies across concurrent workstreams, with change control and escalation; track technical requirements, integration dependencies, architecture trade-offs and technical risks across security, data quality, resilience, business continuity and operational readiness.</w:t>
       </w:r>
     </w:p>
     <w:p>
       <w:pPr>
-        <w:spacing w:after="24" w:line="245" w:lineRule="auto"/>
-        <w:ind w:left="202" w:hanging="144"/>
-        <w:keepLines/>
+        <w:keepNext w:val="0"/>
+        <w:pageBreakBefore w:val="0"/>
+        <w:spacing w:after="53" w:line="240" w:lineRule="auto"/>
+        <w:ind w:left="245" w:hanging="173"/>
       </w:pPr>
       <w:r>
         <w:rPr>
           <w:rFonts w:ascii="Arial" w:hAnsi="Arial"/>
-          <w:color w:val="D0833A"/>
-          <w:sz w:val="16"/>
-        </w:rPr>
-        <w:t>• Coordinate risks, issues, dependencies and escalation across concurrent workstreams; track technical requirements, integration dependencies, architecture trade-offs and technical risks across security, data quality, resilience, business continuity and operational readiness.</w:t>
-      </w:r>
-    </w:p>
-    <w:p>
-      <w:pPr>
-        <w:spacing w:after="24" w:line="245" w:lineRule="auto"/>
-        <w:ind w:left="202" w:hanging="144"/>
-        <w:keepLines/>
-      </w:pPr>
-      <w:r>
-        <w:rPr>
-          <w:rFonts w:ascii="Arial" w:hAnsi="Arial"/>
-          <w:color w:val="D0833A"/>
-          <w:sz w:val="16"/>
+          <w:b w:val="0"/>
+          <w:color w:val="262F38"/>
+          <w:sz w:val="18"/>
         </w:rPr>
         <w:t>• Direct technology roadmaps and modernization initiatives spanning enterprise applications, APIs, data, automation and AI-assisted services, balancing business value, delivery risk, technical constraints and operational continuity.</w:t>
       </w:r>
     </w:p>
     <w:p>
       <w:pPr>
-        <w:spacing w:after="24" w:line="245" w:lineRule="auto"/>
-        <w:ind w:left="202" w:hanging="144"/>
-        <w:keepLines/>
+        <w:keepNext w:val="0"/>
+        <w:pageBreakBefore w:val="0"/>
+        <w:spacing w:after="53" w:line="240" w:lineRule="auto"/>
+        <w:ind w:left="245" w:hanging="173"/>
       </w:pPr>
       <w:r>
         <w:rPr>
           <w:rFonts w:ascii="Arial" w:hAnsi="Arial"/>
-          <w:color w:val="D0833A"/>
-          <w:sz w:val="16"/>
+          <w:b w:val="0"/>
+          <w:color w:val="262F38"/>
+          <w:sz w:val="18"/>
         </w:rPr>
-        <w:t>• Align team capacity and workload, vendor coordination and steering/executive reporting using project, milestone, release, incident, SLA/service and operational KPIs.</w:t>
+        <w:t>• Oversee resource/capacity planning, vendor coordination, performance management and steering/executive reporting using project, milestone, release, incident, SLA/service and operational KPIs.</w:t>
+      </w:r>
+    </w:p>
+    <w:p>
+      <w:pPr>
+        <w:keepNext w:val="0"/>
+        <w:pageBreakBefore w:val="0"/>
+        <w:tabs>
+          <w:tab w:pos="10080" w:val="right"/>
+        </w:tabs>
+        <w:spacing w:before="44" w:after="56"/>
+      </w:pPr>
+      <w:r>
+        <w:rPr>
+          <w:rFonts w:ascii="Arial" w:hAnsi="Arial"/>
+          <w:b/>
+          <w:color w:val="183B56"/>
+          <w:sz w:val="18"/>
+        </w:rPr>
+        <w:t>Egyptian Authority for Unified Procurement (UPA) | Cairo, Egypt</w:t>
+      </w:r>
+      <w:r>
+        <w:tab/>
+      </w:r>
+      <w:r>
+        <w:rPr>
+          <w:rFonts w:ascii="Arial" w:hAnsi="Arial"/>
+          <w:b/>
+          <w:color w:val="46525E"/>
+          <w:sz w:val="17"/>
+        </w:rPr>
+        <w:t>10/2020 - 05/2025</w:t>
       </w:r>
     </w:p>
     <w:p>
       <w:pPr>
         <w:keepNext/>
         <w:pageBreakBefore w:val="0"/>
-        <w:tabs>
-          <w:tab w:pos="9720" w:val="right"/>
-        </w:tabs>
-        <w:spacing w:before="100" w:after="0" w:line="245" w:lineRule="auto"/>
-        <w:keepLines/>
+        <w:spacing w:before="0" w:after="28" w:line="240" w:lineRule="auto"/>
       </w:pPr>
       <w:r>
         <w:rPr>
           <w:rFonts w:ascii="Arial" w:hAnsi="Arial"/>
           <w:b/>
-          <w:color w:val="8A4B17"/>
-          <w:sz w:val="17"/>
-        </w:rPr>
-        <w:t>Egyptian Authority for Unified Procurement (UPA) | Cairo, Egypt</w:t>
-        <w:tab/>
-        <w:t>10/2020 - 05/2025</w:t>
-      </w:r>
-      <w:r>
-        <w:rPr>
-          <w:rFonts w:ascii="Arial" w:hAnsi="Arial"/>
-          <w:b/>
-          <w:color w:val="8A4B17"/>
-          <w:sz w:val="17"/>
-        </w:rPr>
-      </w:r>
-      <w:r>
-        <w:rPr>
-          <w:rFonts w:ascii="Arial" w:hAnsi="Arial"/>
-          <w:b/>
-          <w:color w:val="8A4B17"/>
-          <w:sz w:val="17"/>
-        </w:rPr>
-      </w:r>
-    </w:p>
-    <w:p>
-      <w:pPr>
-        <w:keepNext/>
-        <w:spacing w:before="0" w:after="20" w:line="245" w:lineRule="auto"/>
-        <w:keepLines/>
-      </w:pPr>
-      <w:r>
-        <w:rPr>
-          <w:rFonts w:ascii="Arial" w:hAnsi="Arial"/>
-          <w:b/>
-          <w:color w:val="D0833A"/>
-          <w:sz w:val="17"/>
+          <w:color w:val="183B56"/>
+          <w:sz w:val="18"/>
         </w:rPr>
         <w:t>General Manager - Systems, Applications &amp; Technical Support</w:t>
       </w:r>
     </w:p>
     <w:p>
       <w:pPr>
-        <w:spacing w:after="24" w:line="245" w:lineRule="auto"/>
-        <w:ind w:left="202" w:hanging="144"/>
-        <w:keepLines/>
+        <w:keepNext w:val="0"/>
+        <w:pageBreakBefore w:val="0"/>
+        <w:spacing w:after="53" w:line="240" w:lineRule="auto"/>
+        <w:ind w:left="245" w:hanging="173"/>
       </w:pPr>
       <w:r>
         <w:rPr>
           <w:rFonts w:ascii="Arial" w:hAnsi="Arial"/>
-          <w:color w:val="D0833A"/>
-          <w:sz w:val="16"/>
+          <w:b w:val="0"/>
+          <w:color w:val="262F38"/>
+          <w:sz w:val="18"/>
         </w:rPr>
         <w:t>• Directed delivery and operational transition of enterprise systems spanning procurement, medical supply, inventory, reporting, CMS/publishing and workflow services, coordinating concurrent projects, support operations and modernization priorities.</w:t>
       </w:r>
     </w:p>
     <w:p>
       <w:pPr>
-        <w:spacing w:after="24" w:line="245" w:lineRule="auto"/>
-        <w:ind w:left="202" w:hanging="144"/>
-        <w:keepLines/>
+        <w:keepNext w:val="0"/>
+        <w:pageBreakBefore w:val="0"/>
+        <w:spacing w:after="53" w:line="240" w:lineRule="auto"/>
+        <w:ind w:left="245" w:hanging="173"/>
       </w:pPr>
       <w:r>
         <w:rPr>
           <w:rFonts w:ascii="Arial" w:hAnsi="Arial"/>
-          <w:color w:val="D0833A"/>
-          <w:sz w:val="16"/>
+          <w:b w:val="0"/>
+          <w:color w:val="262F38"/>
+          <w:sz w:val="18"/>
         </w:rPr>
-        <w:t>• Improved program/project delivery discipline through Agile / Waterfall / hybrid planning, estimation, milestone tracking, workload coordination, risk/issue/dependency management, escalation, documentation, release governance and standardized delivery controls.</w:t>
+        <w:t>• Improved program/project delivery discipline through Agile / Waterfall / hybrid planning, estimation, milestone tracking, resource allocation, risk/issue/dependency management, change control, escalation, documentation, release governance and standardized delivery controls.</w:t>
       </w:r>
     </w:p>
     <w:p>
       <w:pPr>
-        <w:spacing w:after="24" w:line="245" w:lineRule="auto"/>
-        <w:ind w:left="202" w:hanging="144"/>
-        <w:keepLines/>
+        <w:keepNext w:val="0"/>
+        <w:pageBreakBefore w:val="0"/>
+        <w:spacing w:after="53" w:line="240" w:lineRule="auto"/>
+        <w:ind w:left="245" w:hanging="173"/>
       </w:pPr>
       <w:r>
         <w:rPr>
           <w:rFonts w:ascii="Arial" w:hAnsi="Arial"/>
-          <w:color w:val="D0833A"/>
-          <w:sz w:val="16"/>
+          <w:b w:val="0"/>
+          <w:color w:val="262F38"/>
+          <w:sz w:val="18"/>
         </w:rPr>
         <w:t>• Managed digital-transformation initiatives converting manual processes into governed workflows with approvals, access controls, auditability, data validation, reporting and operational ownership.</w:t>
       </w:r>
     </w:p>
     <w:p>
       <w:pPr>
-        <w:spacing w:after="24" w:line="245" w:lineRule="auto"/>
-        <w:ind w:left="202" w:hanging="144"/>
-        <w:keepLines/>
+        <w:keepNext w:val="0"/>
+        <w:pageBreakBefore w:val="0"/>
+        <w:spacing w:after="53" w:line="240" w:lineRule="auto"/>
+        <w:ind w:left="245" w:hanging="173"/>
       </w:pPr>
       <w:r>
         <w:rPr>
           <w:rFonts w:ascii="Arial" w:hAnsi="Arial"/>
-          <w:color w:val="D0833A"/>
-          <w:sz w:val="16"/>
+          <w:b w:val="0"/>
+          <w:color w:val="262F38"/>
+          <w:sz w:val="18"/>
         </w:rPr>
         <w:t>• Coordinated multi-agency technology programs across applications, integration, data, compliance, rollout and operational readiness, including the National Pharmaceutical Track &amp; Trace program.</w:t>
       </w:r>
     </w:p>
     <w:p>
       <w:pPr>
-        <w:keepNext/>
-        <w:pageBreakBefore/>
+        <w:keepNext w:val="0"/>
+        <w:pageBreakBefore w:val="0"/>
         <w:tabs>
-          <w:tab w:pos="9720" w:val="right"/>
+          <w:tab w:pos="10080" w:val="right"/>
         </w:tabs>
-        <w:spacing w:before="100" w:after="0" w:line="245" w:lineRule="auto"/>
-        <w:keepLines/>
+        <w:spacing w:before="60" w:after="56"/>
       </w:pPr>
       <w:r>
         <w:rPr>
           <w:rFonts w:ascii="Arial" w:hAnsi="Arial"/>
           <w:b/>
-          <w:color w:val="8A4B17"/>
-          <w:sz w:val="17"/>
+          <w:color w:val="183B56"/>
+          <w:sz w:val="18"/>
         </w:rPr>
-        <w:t>Integral Solutions LLC</w:t>
+        <w:t>Integral Solutions LLC | Muscat, Oman</w:t>
+      </w:r>
+      <w:r>
+        <w:tab/>
       </w:r>
       <w:r>
         <w:rPr>
           <w:rFonts w:ascii="Arial" w:hAnsi="Arial"/>
           <w:b/>
-          <w:color w:val="8A4B17"/>
+          <w:color w:val="46525E"/>
           <w:sz w:val="17"/>
         </w:rPr>
-        <w:t xml:space="preserve"> | Muscat, Oman</w:t>
-      </w:r>
-      <w:r>
-        <w:rPr>
-          <w:rFonts w:ascii="Arial" w:hAnsi="Arial"/>
-          <w:b/>
-          <w:color w:val="8A4B17"/>
-          <w:sz w:val="17"/>
-        </w:rPr>
-        <w:tab/>
         <w:t>05/2016 - 10/2020</w:t>
       </w:r>
     </w:p>
     <w:p>
       <w:pPr>
         <w:keepNext/>
-        <w:spacing w:before="0" w:after="20" w:line="245" w:lineRule="auto"/>
-        <w:keepLines/>
+        <w:pageBreakBefore w:val="0"/>
+        <w:spacing w:before="0" w:after="28" w:line="240" w:lineRule="auto"/>
       </w:pPr>
       <w:r>
         <w:rPr>
           <w:rFonts w:ascii="Arial" w:hAnsi="Arial"/>
           <w:b/>
-          <w:color w:val="D0833A"/>
-          <w:sz w:val="17"/>
+          <w:color w:val="183B56"/>
+          <w:sz w:val="18"/>
         </w:rPr>
         <w:t>Development Team Leader &amp; Senior Full-Stack Developer</w:t>
       </w:r>
@@ -582,129 +577,130 @@
     <w:p>
       <w:pPr>
         <w:keepNext/>
-        <w:spacing w:before="0" w:after="40" w:line="245" w:lineRule="auto"/>
+        <w:pageBreakBefore w:val="0"/>
+        <w:spacing w:before="0" w:after="44" w:line="240" w:lineRule="auto"/>
       </w:pPr>
       <w:r>
         <w:rPr>
           <w:rFonts w:ascii="Arial" w:hAnsi="Arial"/>
           <w:b w:val="0"/>
-          <w:i/>
-          <w:color w:val="5E6B72"/>
-          <w:sz w:val="15"/>
+          <w:color w:val="5D6974"/>
+          <w:sz w:val="16"/>
         </w:rPr>
         <w:t>Scope: 10+ Technical Team | 15+ Enterprise / E-Government Platforms | Program &amp; Technical Delivery</w:t>
       </w:r>
     </w:p>
     <w:p>
       <w:pPr>
-        <w:spacing w:after="24" w:line="245" w:lineRule="auto"/>
-        <w:ind w:left="202" w:hanging="144"/>
-        <w:keepLines/>
+        <w:keepNext w:val="0"/>
+        <w:pageBreakBefore w:val="0"/>
+        <w:spacing w:after="53" w:line="240" w:lineRule="auto"/>
+        <w:ind w:left="245" w:hanging="173"/>
       </w:pPr>
       <w:r>
         <w:rPr>
           <w:rFonts w:ascii="Arial" w:hAnsi="Arial"/>
-          <w:color w:val="D0833A"/>
-          <w:sz w:val="16"/>
+          <w:b w:val="0"/>
+          <w:color w:val="262F38"/>
+          <w:sz w:val="18"/>
         </w:rPr>
         <w:t>• Led 10+ technical staff across concurrent enterprise/e-government initiatives, coordinating scope, backlog/priorities, estimates, capacity, risks, stakeholders, releases and support while remaining hands-on in technical delivery.</w:t>
       </w:r>
     </w:p>
     <w:p>
       <w:pPr>
-        <w:spacing w:after="24" w:line="245" w:lineRule="auto"/>
-        <w:ind w:left="202" w:hanging="144"/>
-        <w:keepLines/>
+        <w:keepNext w:val="0"/>
+        <w:pageBreakBefore w:val="0"/>
+        <w:spacing w:after="53" w:line="240" w:lineRule="auto"/>
+        <w:ind w:left="245" w:hanging="173"/>
       </w:pPr>
       <w:r>
         <w:rPr>
           <w:rFonts w:ascii="Arial" w:hAnsi="Arial"/>
-          <w:color w:val="D0833A"/>
-          <w:sz w:val="16"/>
+          <w:b w:val="0"/>
+          <w:color w:val="262F38"/>
+          <w:sz w:val="18"/>
         </w:rPr>
         <w:t>• Delivered/contributed across 15+ enterprise/e-government platforms, including the National Educational Portal serving ~1M users, Maktabi/Morasalat Electronic Correspondence, Ministry of Education Recruitment System, International Schools, Crisis Management and Asset Management.</w:t>
       </w:r>
     </w:p>
     <w:p>
       <w:pPr>
-        <w:spacing w:after="24" w:line="245" w:lineRule="auto"/>
-        <w:ind w:left="202" w:hanging="144"/>
-        <w:keepLines/>
+        <w:keepNext w:val="0"/>
+        <w:pageBreakBefore w:val="0"/>
+        <w:spacing w:after="53" w:line="240" w:lineRule="auto"/>
+        <w:ind w:left="245" w:hanging="173"/>
       </w:pPr>
       <w:r>
         <w:rPr>
           <w:rFonts w:ascii="Arial" w:hAnsi="Arial"/>
-          <w:color w:val="D0833A"/>
-          <w:sz w:val="16"/>
+          <w:b w:val="0"/>
+          <w:color w:val="262F38"/>
+          <w:sz w:val="18"/>
         </w:rPr>
         <w:t>• Coordinated complex correspondence-platform delivery across workflows, routing/tracking, reports, database components, testing, issue resolution, deployment and production support, working across technical and business stakeholders.</w:t>
       </w:r>
     </w:p>
     <w:p>
       <w:pPr>
-        <w:spacing w:after="24" w:line="245" w:lineRule="auto"/>
-        <w:ind w:left="202" w:hanging="144"/>
-        <w:keepLines/>
+        <w:keepNext w:val="0"/>
+        <w:pageBreakBefore w:val="0"/>
+        <w:spacing w:after="53" w:line="240" w:lineRule="auto"/>
+        <w:ind w:left="245" w:hanging="173"/>
       </w:pPr>
       <w:r>
         <w:rPr>
           <w:rFonts w:ascii="Arial" w:hAnsi="Arial"/>
-          <w:color w:val="D0833A"/>
-          <w:sz w:val="16"/>
+          <w:b w:val="0"/>
+          <w:color w:val="262F38"/>
+          <w:sz w:val="18"/>
         </w:rPr>
         <w:t>• Delivered solutions using C#, ASP.NET Web Forms, .NET Framework, SQL Server, ADO.NET, Entity Framework, LINQ, JavaScript, jQuery, AJAX, Bootstrap, Web Services/APIs, Kendo UI, Telerik/Infragistics and enterprise reporting tools.</w:t>
       </w:r>
     </w:p>
     <w:p>
       <w:pPr>
-        <w:keepNext/>
+        <w:keepNext w:val="0"/>
+        <w:pageBreakBefore w:val="0"/>
         <w:tabs>
-          <w:tab w:pos="9720" w:val="right"/>
+          <w:tab w:pos="10080" w:val="right"/>
         </w:tabs>
-        <w:spacing w:before="100" w:after="0" w:line="245" w:lineRule="auto"/>
-        <w:keepLines/>
+        <w:spacing w:before="60" w:after="56"/>
       </w:pPr>
       <w:r>
         <w:rPr>
           <w:rFonts w:ascii="Arial" w:hAnsi="Arial"/>
           <w:b/>
-          <w:color w:val="8A4B17"/>
-          <w:sz w:val="17"/>
+          <w:color w:val="183B56"/>
+          <w:sz w:val="18"/>
         </w:rPr>
-        <w:t>Keyframe Egypt</w:t>
+        <w:t>Keyframe Egypt | Cairo, Egypt</w:t>
+      </w:r>
+      <w:r>
+        <w:tab/>
       </w:r>
       <w:r>
         <w:rPr>
           <w:rFonts w:ascii="Arial" w:hAnsi="Arial"/>
           <w:b/>
-          <w:color w:val="8A4B17"/>
+          <w:color w:val="46525E"/>
           <w:sz w:val="17"/>
         </w:rPr>
-        <w:t xml:space="preserve"> | Cairo, Egypt</w:t>
-      </w:r>
-      <w:r>
-        <w:rPr>
-          <w:rFonts w:ascii="Arial" w:hAnsi="Arial"/>
-          <w:b/>
-          <w:color w:val="8A4B17"/>
-          <w:sz w:val="17"/>
-        </w:rPr>
-        <w:tab/>
         <w:t>04/2011 - 05/2016</w:t>
       </w:r>
     </w:p>
     <w:p>
       <w:pPr>
         <w:keepNext/>
-        <w:spacing w:before="0" w:after="20" w:line="245" w:lineRule="auto"/>
-        <w:keepLines/>
+        <w:pageBreakBefore w:val="0"/>
+        <w:spacing w:before="0" w:after="28" w:line="240" w:lineRule="auto"/>
       </w:pPr>
       <w:r>
         <w:rPr>
           <w:rFonts w:ascii="Arial" w:hAnsi="Arial"/>
           <w:b/>
-          <w:color w:val="D0833A"/>
-          <w:sz w:val="17"/>
+          <w:color w:val="183B56"/>
+          <w:sz w:val="18"/>
         </w:rPr>
         <w:t>Development Team Leader &amp; Senior Full-Stack Developer</w:t>
       </w:r>
@@ -712,144 +708,147 @@
     <w:p>
       <w:pPr>
         <w:keepNext/>
-        <w:spacing w:before="0" w:after="40" w:line="245" w:lineRule="auto"/>
+        <w:pageBreakBefore w:val="0"/>
+        <w:spacing w:before="0" w:after="44" w:line="240" w:lineRule="auto"/>
       </w:pPr>
       <w:r>
         <w:rPr>
           <w:rFonts w:ascii="Arial" w:hAnsi="Arial"/>
           <w:b w:val="0"/>
-          <w:i/>
-          <w:color w:val="5E6B72"/>
-          <w:sz w:val="15"/>
+          <w:color w:val="5D6974"/>
+          <w:sz w:val="16"/>
         </w:rPr>
         <w:t>Scope: 6-Person Technical Team | 150+ Major &amp; Mid-Sized Projects | Multi-Client Delivery</w:t>
       </w:r>
     </w:p>
     <w:p>
       <w:pPr>
-        <w:spacing w:after="24" w:line="245" w:lineRule="auto"/>
-        <w:ind w:left="202" w:hanging="144"/>
-        <w:keepLines/>
+        <w:keepNext w:val="0"/>
+        <w:pageBreakBefore w:val="0"/>
+        <w:spacing w:after="53" w:line="240" w:lineRule="auto"/>
+        <w:ind w:left="245" w:hanging="173"/>
       </w:pPr>
       <w:r>
         <w:rPr>
           <w:rFonts w:ascii="Arial" w:hAnsi="Arial"/>
-          <w:color w:val="D0833A"/>
-          <w:sz w:val="16"/>
+          <w:b w:val="0"/>
+          <w:color w:val="262F38"/>
+          <w:sz w:val="18"/>
         </w:rPr>
         <w:t>• Led a 6-person technical team across 150+ major and mid-sized projects, managing scope, estimates, priorities, workload, delivery quality, client coordination and releases while remaining technically hands-on.</w:t>
       </w:r>
     </w:p>
     <w:p>
       <w:pPr>
-        <w:spacing w:after="24" w:line="245" w:lineRule="auto"/>
-        <w:ind w:left="202" w:hanging="144"/>
-        <w:keepLines/>
+        <w:keepNext w:val="0"/>
+        <w:pageBreakBefore w:val="0"/>
+        <w:spacing w:after="53" w:line="240" w:lineRule="auto"/>
+        <w:ind w:left="245" w:hanging="173"/>
       </w:pPr>
       <w:r>
         <w:rPr>
           <w:rFonts w:ascii="Arial" w:hAnsi="Arial"/>
-          <w:color w:val="D0833A"/>
-          <w:sz w:val="16"/>
+          <w:b w:val="0"/>
+          <w:color w:val="262F38"/>
+          <w:sz w:val="18"/>
         </w:rPr>
         <w:t>• Delivered public-sector and enterprise initiatives for government, healthcare, education, events and commercial organizations, including Ministry of Health &amp; Population work, MSAD, Rate Your Services, National Management Institute, Egypt Calendar, Elections in Egypt and Yashfeen.</w:t>
       </w:r>
     </w:p>
     <w:p>
       <w:pPr>
-        <w:spacing w:after="24" w:line="245" w:lineRule="auto"/>
-        <w:ind w:left="202" w:hanging="144"/>
-        <w:keepLines/>
+        <w:keepNext w:val="0"/>
+        <w:pageBreakBefore w:val="0"/>
+        <w:spacing w:after="53" w:line="240" w:lineRule="auto"/>
+        <w:ind w:left="245" w:hanging="173"/>
       </w:pPr>
       <w:r>
         <w:rPr>
           <w:rFonts w:ascii="Arial" w:hAnsi="Arial"/>
-          <w:color w:val="D0833A"/>
-          <w:sz w:val="16"/>
+          <w:b w:val="0"/>
+          <w:color w:val="262F38"/>
+          <w:sz w:val="18"/>
         </w:rPr>
-        <w:t>• Built and customized CMS/electronic-publishing solutions with multilingual/RTL publishing, workflows, versioning, archiving, permissions, search, SEO, analytics and integrations; worked with custom .NET CMS and reusable publishing components.</w:t>
+        <w:t>• Built and customized CMS/electronic-publishing solutions with multilingual/RTL publishing, workflows, versioning, archiving, permissions, search, SEO, analytics and integrations; worked with custom .NET CMS, Umbraco and Kentico.</w:t>
       </w:r>
     </w:p>
     <w:p>
       <w:pPr>
-        <w:spacing w:after="24" w:line="245" w:lineRule="auto"/>
-        <w:ind w:left="202" w:hanging="144"/>
-        <w:keepLines/>
+        <w:keepNext w:val="0"/>
+        <w:pageBreakBefore w:val="0"/>
+        <w:spacing w:after="53" w:line="240" w:lineRule="auto"/>
+        <w:ind w:left="245" w:hanging="173"/>
       </w:pPr>
       <w:r>
         <w:rPr>
           <w:rFonts w:ascii="Arial" w:hAnsi="Arial"/>
-          <w:color w:val="D0833A"/>
-          <w:sz w:val="16"/>
+          <w:b w:val="0"/>
+          <w:color w:val="262F38"/>
+          <w:sz w:val="18"/>
         </w:rPr>
         <w:t>• Used C#, ASP.NET Web Forms, .NET Framework, SQL Server/MySQL, ADO.NET, Entity Framework, LINQ, JavaScript/jQuery/AJAX, Bootstrap, REST/SOAP/Web Services, Telerik/Kendo/Infragistics and Crystal Reports; delivered multiple award-winning solutions including ITIDA-winning Yashfeen.</w:t>
       </w:r>
     </w:p>
     <w:p>
       <w:pPr>
-        <w:keepNext/>
+        <w:keepNext w:val="0"/>
+        <w:pageBreakBefore w:val="0"/>
         <w:tabs>
-          <w:tab w:pos="9720" w:val="right"/>
+          <w:tab w:pos="10080" w:val="right"/>
         </w:tabs>
-        <w:spacing w:before="100" w:after="0" w:line="245" w:lineRule="auto"/>
-        <w:keepLines/>
+        <w:spacing w:before="60" w:after="56"/>
       </w:pPr>
       <w:r>
         <w:rPr>
           <w:rFonts w:ascii="Arial" w:hAnsi="Arial"/>
           <w:b/>
-          <w:color w:val="8A4B17"/>
-          <w:sz w:val="17"/>
+          <w:color w:val="183B56"/>
+          <w:sz w:val="18"/>
         </w:rPr>
-        <w:t>Egyptian Armed Forces</w:t>
+        <w:t>Egyptian Armed Forces | Egypt</w:t>
+      </w:r>
+      <w:r>
+        <w:tab/>
       </w:r>
       <w:r>
         <w:rPr>
           <w:rFonts w:ascii="Arial" w:hAnsi="Arial"/>
           <w:b/>
-          <w:color w:val="8A4B17"/>
+          <w:color w:val="46525E"/>
           <w:sz w:val="17"/>
         </w:rPr>
-        <w:t xml:space="preserve"> | Egypt</w:t>
-      </w:r>
-      <w:r>
-        <w:rPr>
-          <w:rFonts w:ascii="Arial" w:hAnsi="Arial"/>
-          <w:b/>
-          <w:color w:val="8A4B17"/>
-          <w:sz w:val="17"/>
-        </w:rPr>
-        <w:tab/>
         <w:t>04/2008 - 10/2010</w:t>
       </w:r>
     </w:p>
     <w:p>
       <w:pPr>
         <w:keepNext/>
-        <w:spacing w:before="0" w:after="20" w:line="245" w:lineRule="auto"/>
-        <w:keepLines/>
+        <w:pageBreakBefore w:val="0"/>
+        <w:spacing w:before="0" w:after="28" w:line="240" w:lineRule="auto"/>
       </w:pPr>
       <w:r>
         <w:rPr>
           <w:rFonts w:ascii="Arial" w:hAnsi="Arial"/>
           <w:b/>
-          <w:color w:val="D0833A"/>
-          <w:sz w:val="17"/>
+          <w:color w:val="183B56"/>
+          <w:sz w:val="18"/>
         </w:rPr>
         <w:t>Linux Systems &amp; Web Developer</w:t>
       </w:r>
     </w:p>
     <w:p>
       <w:pPr>
-        <w:spacing w:after="24" w:line="245" w:lineRule="auto"/>
-        <w:ind w:left="202" w:hanging="144"/>
-        <w:keepLines/>
+        <w:keepNext w:val="0"/>
+        <w:pageBreakBefore w:val="0"/>
+        <w:spacing w:after="53" w:line="240" w:lineRule="auto"/>
+        <w:ind w:left="245" w:hanging="173"/>
       </w:pPr>
       <w:r>
         <w:rPr>
           <w:rFonts w:ascii="Arial" w:hAnsi="Arial"/>
-          <w:color w:val="D0833A"/>
-          <w:sz w:val="16"/>
+          <w:b w:val="0"/>
+          <w:color w:val="262F38"/>
+          <w:sz w:val="18"/>
         </w:rPr>
         <w:t>• Built early systems/software foundations across Linux administration, shell scripting and Microsoft/.NET web development; contributed to Egypt's first Linux distribution through Linux from Scratch builds, kernel modules, optimization and platform hardening.</w:t>
       </w:r>
@@ -857,18 +856,18 @@
     <w:p>
       <w:pPr>
         <w:keepNext/>
-        <w:spacing w:before="120" w:after="40" w:line="245" w:lineRule="auto"/>
+        <w:spacing w:before="114" w:after="64" w:line="240" w:lineRule="auto"/>
+        <w:pageBreakBefore w:val="0"/>
         <w:pBdr>
-          <w:bottom w:val="single" w:sz="7" w:space="3" w:color="D0833A"/>
+          <w:bottom w:val="single" w:sz="5" w:space="3" w:color="B8C5D1"/>
         </w:pBdr>
-        <w:keepLines/>
       </w:pPr>
       <w:r>
         <w:rPr>
-          <w:rFonts w:ascii="Aptos Display" w:hAnsi="Aptos Display"/>
+          <w:rFonts w:ascii="Arial" w:hAnsi="Arial"/>
           <w:b/>
-          <w:color w:val="8A4B17"/>
-          <w:sz w:val="18"/>
+          <w:color w:val="183B56"/>
+          <w:sz w:val="19"/>
         </w:rPr>
         <w:t>PROGRAM, DELIVERY &amp; TECHNICAL CAPABILITIES</w:t>
       </w:r>
@@ -876,75 +875,110 @@
     <w:p>
       <w:pPr>
         <w:keepNext w:val="0"/>
-        <w:spacing w:before="0" w:after="40" w:line="245" w:lineRule="auto"/>
+        <w:pageBreakBefore w:val="0"/>
+        <w:spacing w:before="0" w:after="56" w:line="240" w:lineRule="auto"/>
       </w:pPr>
       <w:r>
         <w:rPr>
           <w:rFonts w:ascii="Arial" w:hAnsi="Arial"/>
+          <w:b/>
+          <w:color w:val="183B56"/>
+          <w:sz w:val="18"/>
+        </w:rPr>
+        <w:t xml:space="preserve">Program &amp; Portfolio: </w:t>
+      </w:r>
+      <w:r>
+        <w:rPr>
+          <w:rFonts w:ascii="Arial" w:hAnsi="Arial"/>
           <w:b w:val="0"/>
-          <w:sz w:val="16"/>
+          <w:color w:val="262F38"/>
+          <w:sz w:val="18"/>
         </w:rPr>
-        <w:t>Program &amp; Portfolio: IT/Technical Program Delivery, Project &amp; Portfolio Governance, Technology Roadmaps, Delivery Plans, Milestones, Scope/Schedule Coordination, Resource Alignment, Risk/Issue/Dependency Management, Escalation, Vendor Coordination, Executive Status Reporting, Agile/Waterfall/Hybrid, Service Transition, Delivery KPIs</w:t>
+        <w:t>IT Program Management, Technical Program Management, Project Management, Program &amp; Portfolio Governance, Program Roadmaps, Project Plans, Milestones &amp; Deliverables, Scope/Schedule Coordination, Resource &amp; Capacity Planning, Risk/Issue/Dependency Management, Change Control &amp; Escalation, Vendor Coordination, Executive Governance &amp; Status Reporting, Agile / Waterfall / Hybrid Delivery, Service Transition, Delivery &amp; Outcome KPIs</w:t>
       </w:r>
     </w:p>
     <w:p>
       <w:pPr>
         <w:keepNext w:val="0"/>
-        <w:spacing w:before="0" w:after="40" w:line="245" w:lineRule="auto"/>
+        <w:pageBreakBefore w:val="0"/>
+        <w:spacing w:before="0" w:after="56" w:line="240" w:lineRule="auto"/>
       </w:pPr>
       <w:r>
         <w:rPr>
           <w:rFonts w:ascii="Arial" w:hAnsi="Arial"/>
+          <w:b/>
+          <w:color w:val="183B56"/>
+          <w:sz w:val="18"/>
+        </w:rPr>
+        <w:t xml:space="preserve">Technical Program Context: </w:t>
+      </w:r>
+      <w:r>
+        <w:rPr>
+          <w:rFonts w:ascii="Arial" w:hAnsi="Arial"/>
           <w:b w:val="0"/>
-          <w:sz w:val="16"/>
+          <w:color w:val="262F38"/>
+          <w:sz w:val="18"/>
         </w:rPr>
-        <w:t>Technical Program Context: Enterprise Applications, APIs/Integration, Architecture &amp; Cross-System Dependencies, Technical Requirements/Risks, Data &amp; Reporting, Infrastructure/Security, C#/.NET, React, Node.js, GraphQL, SQL Server/PostgreSQL/MySQL | Tooling: Git/TFS, Jenkins, CI/CD, Docker, Postman/Swagger | AI: Applied AI &amp; Automation</w:t>
+        <w:t>Enterprise Applications, Integration/APIs, Architecture &amp; Cross-System Dependencies, Technical Requirements &amp; Risks, Architecture Trade-offs, Data &amp; Reporting, Infrastructure/Security, C#/.NET, SQL Server/PostgreSQL/MySQL | Delivery Tooling: Git/TFS, Jenkins, CI/CD, Postman, Swagger/OpenAPI | AI: Applied AI &amp; Automation</w:t>
       </w:r>
     </w:p>
     <w:p>
       <w:pPr>
         <w:keepNext w:val="0"/>
-        <w:spacing w:before="0" w:after="40" w:line="245" w:lineRule="auto"/>
+        <w:pageBreakBefore w:val="0"/>
+        <w:spacing w:before="0" w:after="56" w:line="240" w:lineRule="auto"/>
       </w:pPr>
       <w:r>
         <w:rPr>
           <w:rFonts w:ascii="Arial" w:hAnsi="Arial"/>
+          <w:b/>
+          <w:color w:val="183B56"/>
+          <w:sz w:val="18"/>
+        </w:rPr>
+        <w:t xml:space="preserve">Technical Foundation: </w:t>
+      </w:r>
+      <w:r>
+        <w:rPr>
+          <w:rFonts w:ascii="Arial" w:hAnsi="Arial"/>
           <w:b w:val="0"/>
-          <w:sz w:val="16"/>
+          <w:color w:val="262F38"/>
+          <w:sz w:val="18"/>
         </w:rPr>
-        <w:t>Technical Foundation: ASP.NET/.NET Framework, REST/SOAP/Web Services, SQL/Relational Data, JavaScript, Enterprise Reporting, Linux Administration</w:t>
+        <w:t>ASP.NET/.NET Framework, REST/SOAP/Web Services, SQL/Relational Data, JavaScript, Enterprise Reporting, Linux Administration</w:t>
       </w:r>
     </w:p>
     <w:p>
       <w:pPr>
         <w:keepNext/>
-        <w:spacing w:before="120" w:after="40" w:line="245" w:lineRule="auto"/>
+        <w:spacing w:before="114" w:after="64" w:line="240" w:lineRule="auto"/>
+        <w:pageBreakBefore w:val="0"/>
         <w:pBdr>
-          <w:bottom w:val="single" w:sz="7" w:space="3" w:color="D0833A"/>
+          <w:bottom w:val="single" w:sz="5" w:space="3" w:color="B8C5D1"/>
         </w:pBdr>
-        <w:keepLines/>
       </w:pPr>
       <w:r>
         <w:rPr>
-          <w:rFonts w:ascii="Aptos Display" w:hAnsi="Aptos Display"/>
+          <w:rFonts w:ascii="Arial" w:hAnsi="Arial"/>
           <w:b/>
-          <w:color w:val="8A4B17"/>
-          <w:sz w:val="18"/>
+          <w:color w:val="183B56"/>
+          <w:sz w:val="19"/>
         </w:rPr>
         <w:t>SELECTED PROGRAM GOVERNANCE CONTRIBUTION</w:t>
       </w:r>
     </w:p>
     <w:p>
       <w:pPr>
-        <w:spacing w:after="24" w:line="245" w:lineRule="auto"/>
-        <w:ind w:left="202" w:hanging="144"/>
-        <w:keepLines/>
+        <w:keepNext w:val="0"/>
+        <w:pageBreakBefore w:val="0"/>
+        <w:spacing w:after="53" w:line="240" w:lineRule="auto"/>
+        <w:ind w:left="245" w:hanging="173"/>
       </w:pPr>
       <w:r>
         <w:rPr>
           <w:rFonts w:ascii="Arial" w:hAnsi="Arial"/>
-          <w:color w:val="D0833A"/>
-          <w:sz w:val="16"/>
+          <w:b w:val="0"/>
+          <w:color w:val="262F38"/>
+          <w:sz w:val="18"/>
         </w:rPr>
         <w:t>• National Pharmaceutical Track &amp; Trace Program (2021-2024) - Governance &amp; Interoperability Contribution: supported multi-agency governance, stakeholder alignment, compliance, interoperability, data integrity and technology-roadmap coordination across UPA, Egyptian Drug Authority and Ministry of Health stakeholders.</w:t>
       </w:r>
@@ -952,52 +986,76 @@
     <w:p>
       <w:pPr>
         <w:keepNext/>
-        <w:spacing w:before="120" w:after="40" w:line="245" w:lineRule="auto"/>
+        <w:spacing w:before="114" w:after="64" w:line="240" w:lineRule="auto"/>
+        <w:pageBreakBefore w:val="0"/>
         <w:pBdr>
-          <w:bottom w:val="single" w:sz="7" w:space="3" w:color="D0833A"/>
+          <w:bottom w:val="single" w:sz="5" w:space="3" w:color="B8C5D1"/>
         </w:pBdr>
-        <w:keepLines/>
       </w:pPr>
       <w:r>
         <w:rPr>
-          <w:rFonts w:ascii="Aptos Display" w:hAnsi="Aptos Display"/>
+          <w:rFonts w:ascii="Arial" w:hAnsi="Arial"/>
           <w:b/>
-          <w:color w:val="8A4B17"/>
-          <w:sz w:val="18"/>
+          <w:color w:val="183B56"/>
+          <w:sz w:val="19"/>
         </w:rPr>
         <w:t>EDUCATION &amp; LANGUAGES</w:t>
       </w:r>
     </w:p>
     <w:p>
       <w:pPr>
-        <w:keepNext w:val="0"/>
-        <w:spacing w:before="0" w:after="40" w:line="245" w:lineRule="auto"/>
+        <w:keepNext/>
+        <w:pageBreakBefore w:val="0"/>
+        <w:spacing w:before="84" w:after="18" w:line="240" w:lineRule="auto"/>
       </w:pPr>
       <w:r>
         <w:rPr>
-          <w:sz w:val="16"/>
+          <w:rFonts w:ascii="Arial" w:hAnsi="Arial"/>
+          <w:b/>
+          <w:color w:val="183B56"/>
+          <w:sz w:val="18"/>
         </w:rPr>
-        <w:t>Education: B.Sc. in Computer Science, Faculty of Computers &amp; Informatics, Zagazig University | 2003-2007</w:t>
+        <w:t xml:space="preserve">Education: </w:t>
+      </w:r>
+      <w:r>
+        <w:rPr>
+          <w:rFonts w:ascii="Arial" w:hAnsi="Arial"/>
+          <w:b w:val="0"/>
+          <w:color w:val="262F38"/>
+          <w:sz w:val="18"/>
+        </w:rPr>
+        <w:t>B.Sc. in Computer Science, Faculty of Computers &amp; Informatics, Zagazig University | 2003-2007</w:t>
       </w:r>
     </w:p>
     <w:p>
       <w:pPr>
         <w:keepNext w:val="0"/>
-        <w:spacing w:before="0" w:after="40" w:line="245" w:lineRule="auto"/>
+        <w:pageBreakBefore w:val="0"/>
+        <w:spacing w:before="0" w:after="56" w:line="240" w:lineRule="auto"/>
       </w:pPr>
       <w:r>
         <w:rPr>
           <w:rFonts w:ascii="Arial" w:hAnsi="Arial"/>
+          <w:b/>
+          <w:color w:val="183B56"/>
+          <w:sz w:val="18"/>
+        </w:rPr>
+        <w:t xml:space="preserve">Languages: </w:t>
+      </w:r>
+      <w:r>
+        <w:rPr>
+          <w:rFonts w:ascii="Arial" w:hAnsi="Arial"/>
           <w:b w:val="0"/>
-          <w:sz w:val="16"/>
+          <w:color w:val="262F38"/>
+          <w:sz w:val="18"/>
         </w:rPr>
-        <w:t>Languages: Arabic (Native) | English (Professional Working Proficiency)</w:t>
+        <w:t>Arabic (Native) | English (Professional Working Proficiency)</w:t>
       </w:r>
     </w:p>
     <w:sectPr>
       <w:footerReference w:type="default" r:id="rId9"/>
       <w:pgSz w:w="12240" w:h="15840"/>
-      <w:pgMar w:top="691" w:right="893" w:bottom="691" w:left="893" w:header="720" w:footer="720" w:gutter="0"/>
+      <w:pgMar w:top="821" w:right="950" w:bottom="821" w:left="950" w:header="720" w:footer="346" w:gutter="0"/>
       <w:cols w:space="720"/>
       <w:docGrid w:linePitch="360"/>
     </w:sectPr>
@@ -1014,11 +1072,11 @@
     </w:pPr>
     <w:r>
       <w:rPr>
-        <w:rFonts w:ascii="Aptos" w:hAnsi="Aptos"/>
-        <w:color w:val="8A4B17"/>
+        <w:rFonts w:ascii="Arial" w:hAnsi="Arial"/>
+        <w:color w:val="6E7680"/>
         <w:sz w:val="13"/>
       </w:rPr>
-      <w:t>Mahmoud Salama | IT Program &amp; Technology Delivery Manager | 2026</w:t>
+      <w:t>MAHMOUD SALAMA</w:t>
     </w:r>
   </w:p>
 </w:ftr>
@@ -1388,12 +1446,12 @@
     <w:qFormat/>
     <w:rsid w:val="00FC693F"/>
     <w:pPr>
-      <w:spacing w:after="30" w:line="240" w:lineRule="auto"/>
+      <w:spacing w:after="56" w:line="252" w:lineRule="auto"/>
     </w:pPr>
     <w:rPr>
-      <w:rFonts w:ascii="Aptos" w:hAnsi="Aptos"/>
-      <w:color w:val="26323A"/>
-      <w:sz w:val="17"/>
+      <w:rFonts w:ascii="Arial" w:hAnsi="Arial"/>
+      <w:color w:val="262F38"/>
+      <w:sz w:val="18"/>
     </w:rPr>
   </w:style>
   <w:style w:type="paragraph" w:styleId="Header">
